--- a/(e)CRF/Per protocolnaam/03_Designated Site Personnel Form.docx
+++ b/(e)CRF/Per protocolnaam/03_Designated Site Personnel Form.docx
@@ -26,7 +26,7 @@
           <w:sz w:val="28"/>
           <w:szCs w:val="28"/>
         </w:rPr>
-        <w:t xml:space="preserve">Appendix </w:t>
+        <w:t>eCRF Document 03: Designated Site Personnel Form</w:t>
       </w:r>
       <w:r>
         <w:rPr>
@@ -36,7 +36,6 @@
           <w:sz w:val="28"/>
           <w:szCs w:val="28"/>
         </w:rPr>
-        <w:t>3</w:t>
       </w:r>
       <w:r>
         <w:rPr>
@@ -46,7 +45,6 @@
           <w:sz w:val="28"/>
           <w:szCs w:val="28"/>
         </w:rPr>
-        <w:t xml:space="preserve">: </w:t>
       </w:r>
       <w:proofErr w:type="spellStart"/>
       <w:r>
@@ -57,7 +55,6 @@
           <w:sz w:val="28"/>
           <w:szCs w:val="28"/>
         </w:rPr>
-        <w:t>Designated</w:t>
       </w:r>
       <w:proofErr w:type="spellEnd"/>
       <w:r>
@@ -68,7 +65,6 @@
           <w:sz w:val="28"/>
           <w:szCs w:val="28"/>
         </w:rPr>
-        <w:t xml:space="preserve"> site </w:t>
       </w:r>
       <w:proofErr w:type="spellStart"/>
       <w:r>
@@ -79,7 +75,6 @@
           <w:sz w:val="28"/>
           <w:szCs w:val="28"/>
         </w:rPr>
-        <w:t>personnel</w:t>
       </w:r>
       <w:proofErr w:type="spellEnd"/>
       <w:r>
@@ -90,7 +85,6 @@
           <w:sz w:val="28"/>
           <w:szCs w:val="28"/>
         </w:rPr>
-        <w:t xml:space="preserve"> form</w:t>
       </w:r>
     </w:p>
     <w:p>
